--- a/04_DESARROLLO/API/mapa-frontend-api.docx
+++ b/04_DESARROLLO/API/mapa-frontend-api.docx
@@ -2843,10 +2843,10 @@
           <w:szCs w:val="19"/>
           <w:shd w:fill="F1F5F9" w:color="auto" w:val="clear"/>
         </w:rPr>
-        <w:t xml:space="preserve">GET/PATCH /api/mi-cuenta</w:t>
-      </w:r>
-      <w:r>
-        <w:t xml:space="preserve">, </w:t>
+        <w:t xml:space="preserve">GET /api/productos/bajo-inventario</w:t>
+      </w:r>
+      <w:r>
+        <w:t xml:space="preserve">; </w:t>
       </w:r>
       <w:r>
         <w:rPr>
@@ -2855,10 +2855,10 @@
           <w:szCs w:val="19"/>
           <w:shd w:fill="F1F5F9" w:color="auto" w:val="clear"/>
         </w:rPr>
-        <w:t xml:space="preserve">/api/mi-cuenta/correo/*</w:t>
-      </w:r>
-      <w:r>
-        <w:t xml:space="preserve">, </w:t>
+        <w:t xml:space="preserve">/api/atencion/mensaje</w:t>
+      </w:r>
+      <w:r>
+        <w:t xml:space="preserve"> (ruta heredada); endpoints de máquina (</w:t>
       </w:r>
       <w:r>
         <w:rPr>
@@ -2867,7 +2867,7 @@
           <w:szCs w:val="19"/>
           <w:shd w:fill="F1F5F9" w:color="auto" w:val="clear"/>
         </w:rPr>
-        <w:t xml:space="preserve">/api/mi-cuenta/sesiones/cerrar-todas</w:t>
+        <w:t xml:space="preserve">/api/automatizaciones/*</w:t>
       </w:r>
       <w:r>
         <w:t xml:space="preserve">, </w:t>
@@ -2879,10 +2879,10 @@
           <w:szCs w:val="19"/>
           <w:shd w:fill="F1F5F9" w:color="auto" w:val="clear"/>
         </w:rPr>
-        <w:t xml:space="preserve">/api/mi-cuenta/solicitud-cambio</w:t>
-      </w:r>
-      <w:r>
-        <w:t xml:space="preserve">, </w:t>
+        <w:t xml:space="preserve">/api/pagos/webhook/*</w:t>
+      </w:r>
+      <w:r>
+        <w:t xml:space="preserve">, resumen semanal). Desde el 2026-10-16 </w:t>
       </w:r>
       <w:r>
         <w:rPr>
@@ -2891,14 +2891,10 @@
           <w:szCs w:val="19"/>
           <w:shd w:fill="F1F5F9" w:color="auto" w:val="clear"/>
         </w:rPr>
-        <w:t xml:space="preserve">/api/mi-cuenta/solicitudes*</w:t>
-      </w:r>
-      <w:r>
-        <w:t xml:space="preserve"> (BUG</w:t>
-        <w:noBreakHyphen/>
-        <w:t xml:space="preserve">004, BUG</w:t>
-        <w:noBreakHyphen/>
-        <w:t xml:space="preserve">005); </w:t>
+        <w:t xml:space="preserve">/api/mi-cuenta/*</w:t>
+      </w:r>
+      <w:r>
+        <w:t xml:space="preserve"> lo usan </w:t>
       </w:r>
       <w:r>
         <w:rPr>
@@ -2907,10 +2903,22 @@
           <w:szCs w:val="19"/>
           <w:shd w:fill="F1F5F9" w:color="auto" w:val="clear"/>
         </w:rPr>
-        <w:t xml:space="preserve">GET /api/productos/bajo-inventario</w:t>
-      </w:r>
-      <w:r>
-        <w:t xml:space="preserve">; </w:t>
+        <w:t xml:space="preserve">mi-cuenta.html</w:t>
+      </w:r>
+      <w:r>
+        <w:t xml:space="preserve"> y </w:t>
+      </w:r>
+      <w:r>
+        <w:rPr>
+          <w:rFonts w:ascii="Consolas" w:cs="Consolas" w:eastAsia="Consolas" w:hAnsi="Consolas"/>
+          <w:sz w:val="19"/>
+          <w:szCs w:val="19"/>
+          <w:shd w:fill="F1F5F9" w:color="auto" w:val="clear"/>
+        </w:rPr>
+        <w:t xml:space="preserve">admin-contacto.html</w:t>
+      </w:r>
+      <w:r>
+        <w:t xml:space="preserve">, y </w:t>
       </w:r>
       <w:r>
         <w:rPr>
@@ -2922,7 +2930,7 @@
         <w:t xml:space="preserve">/api/auditoria</w:t>
       </w:r>
       <w:r>
-        <w:t xml:space="preserve">; </w:t>
+        <w:t xml:space="preserve"> lo usa </w:t>
       </w:r>
       <w:r>
         <w:rPr>
@@ -2931,34 +2939,10 @@
           <w:szCs w:val="19"/>
           <w:shd w:fill="F1F5F9" w:color="auto" w:val="clear"/>
         </w:rPr>
-        <w:t xml:space="preserve">/api/atencion/mensaje</w:t>
-      </w:r>
-      <w:r>
-        <w:t xml:space="preserve"> (ruta heredada); endpoints de máquina (</w:t>
-      </w:r>
-      <w:r>
-        <w:rPr>
-          <w:rFonts w:ascii="Consolas" w:cs="Consolas" w:eastAsia="Consolas" w:hAnsi="Consolas"/>
-          <w:sz w:val="19"/>
-          <w:szCs w:val="19"/>
-          <w:shd w:fill="F1F5F9" w:color="auto" w:val="clear"/>
-        </w:rPr>
-        <w:t xml:space="preserve">/api/automatizaciones/*</w:t>
-      </w:r>
-      <w:r>
-        <w:t xml:space="preserve">, </w:t>
-      </w:r>
-      <w:r>
-        <w:rPr>
-          <w:rFonts w:ascii="Consolas" w:cs="Consolas" w:eastAsia="Consolas" w:hAnsi="Consolas"/>
-          <w:sz w:val="19"/>
-          <w:szCs w:val="19"/>
-          <w:shd w:fill="F1F5F9" w:color="auto" w:val="clear"/>
-        </w:rPr>
-        <w:t xml:space="preserve">/api/pagos/webhook/*</w:t>
-      </w:r>
-      <w:r>
-        <w:t xml:space="preserve">, resumen semanal).</w:t>
+        <w:t xml:space="preserve">admin-auditoria.html</w:t>
+      </w:r>
+      <w:r>
+        <w:t xml:space="preserve">.</w:t>
       </w:r>
     </w:p>
     <w:p>
@@ -2979,7 +2963,7 @@
         </w:numPr>
         <w:spacing w:after="40"/>
       </w:pPr>
-      <w:hyperlink w:history="1" r:id="rIdnrdjmjd56gpba3ue4yip5">
+      <w:hyperlink w:history="1" r:id="rIdip7awoinikyc9rlhxovhb">
         <w:r>
           <w:rPr>
             <w:color w:val="1D4ED8"/>
@@ -2991,7 +2975,7 @@
       <w:r>
         <w:t xml:space="preserve"> · </w:t>
       </w:r>
-      <w:hyperlink w:history="1" r:id="rIdhxdtqukeuplfi_wqmgnd2">
+      <w:hyperlink w:history="1" r:id="rIddg7ncptyh147noisun1oh">
         <w:r>
           <w:rPr>
             <w:color w:val="1D4ED8"/>
@@ -3010,7 +2994,7 @@
         </w:numPr>
         <w:spacing w:after="40"/>
       </w:pPr>
-      <w:hyperlink w:history="1" r:id="rIdlia-nhpsc1tpy3q9po1e5">
+      <w:hyperlink w:history="1" r:id="rIdxddbsw9l2ibr16hqutnqy">
         <w:r>
           <w:rPr>
             <w:color w:val="1D4ED8"/>
